--- a/Projeto1/Trabalho_FSilva_JMarinho/Relatório de Eficiência do Trabalho 1.docx
+++ b/Projeto1/Trabalho_FSilva_JMarinho/Relatório de Eficiência do Trabalho 1.docx
@@ -340,16 +340,14 @@
         </w:rPr>
         <w:t xml:space="preserve"> </w:t>
       </w:r>
-      <w:proofErr w:type="spellStart"/>
       <w:r>
         <w:rPr>
           <w:rFonts w:eastAsiaTheme="minorEastAsia"/>
           <w:sz w:val="24"/>
           <w:szCs w:val="22"/>
         </w:rPr>
-        <w:t>default</w:t>
-      </w:r>
-      <w:proofErr w:type="spellEnd"/>
+        <w:t>9600 bits/s</w:t>
+      </w:r>
       <w:r>
         <w:rPr>
           <w:rFonts w:eastAsiaTheme="minorEastAsia"/>
@@ -985,16 +983,14 @@
         </w:rPr>
         <w:t xml:space="preserve"> </w:t>
       </w:r>
-      <w:proofErr w:type="spellStart"/>
       <w:r>
         <w:rPr>
           <w:rFonts w:eastAsiaTheme="minorEastAsia"/>
           <w:sz w:val="24"/>
           <w:szCs w:val="22"/>
         </w:rPr>
-        <w:t>default</w:t>
-      </w:r>
-      <w:proofErr w:type="spellEnd"/>
+        <w:t>9600 bits/s</w:t>
+      </w:r>
       <w:r>
         <w:rPr>
           <w:rFonts w:eastAsiaTheme="minorEastAsia"/>
